--- a/创建角色和进入游戏.docx
+++ b/创建角色和进入游戏.docx
@@ -6012,10 +6012,6 @@
           <w:numId w:val="0"/>
         </w:numPr>
         <w:ind w:leftChars="0"/>
-        <w:rPr>
-          <w:rFonts w:hint="default"/>
-          <w:lang w:val="en-US" w:eastAsia="zh-CN"/>
-        </w:rPr>
       </w:pPr>
       <w:r>
         <w:drawing>
@@ -6060,8 +6056,1070 @@
           </wp:inline>
         </w:drawing>
       </w:r>
+    </w:p>
+    <w:p>
+      <w:pPr>
+        <w:numPr>
+          <w:ilvl w:val="0"/>
+          <w:numId w:val="0"/>
+        </w:numPr>
+        <w:ind w:leftChars="0"/>
+      </w:pPr>
+    </w:p>
+    <w:p>
+      <w:pPr>
+        <w:numPr>
+          <w:ilvl w:val="0"/>
+          <w:numId w:val="0"/>
+        </w:numPr>
+        <w:ind w:leftChars="0"/>
+      </w:pPr>
+    </w:p>
+    <w:p>
+      <w:pPr>
+        <w:numPr>
+          <w:ilvl w:val="0"/>
+          <w:numId w:val="0"/>
+        </w:numPr>
+        <w:ind w:leftChars="0"/>
+      </w:pPr>
+    </w:p>
+    <w:p>
+      <w:pPr>
+        <w:numPr>
+          <w:ilvl w:val="0"/>
+          <w:numId w:val="0"/>
+        </w:numPr>
+        <w:ind w:leftChars="0"/>
+      </w:pPr>
+    </w:p>
+    <w:p>
+      <w:pPr>
+        <w:numPr>
+          <w:ilvl w:val="0"/>
+          <w:numId w:val="0"/>
+        </w:numPr>
+        <w:ind w:leftChars="0"/>
+      </w:pPr>
+    </w:p>
+    <w:p>
+      <w:pPr>
+        <w:numPr>
+          <w:ilvl w:val="0"/>
+          <w:numId w:val="0"/>
+        </w:numPr>
+        <w:ind w:leftChars="0"/>
+      </w:pPr>
+    </w:p>
+    <w:p>
+      <w:pPr>
+        <w:numPr>
+          <w:ilvl w:val="0"/>
+          <w:numId w:val="0"/>
+        </w:numPr>
+        <w:ind w:leftChars="0"/>
+      </w:pPr>
+    </w:p>
+    <w:p>
+      <w:pPr>
+        <w:numPr>
+          <w:ilvl w:val="0"/>
+          <w:numId w:val="0"/>
+        </w:numPr>
+        <w:ind w:leftChars="0"/>
+      </w:pPr>
+    </w:p>
+    <w:p>
+      <w:pPr>
+        <w:numPr>
+          <w:ilvl w:val="0"/>
+          <w:numId w:val="0"/>
+        </w:numPr>
+        <w:ind w:leftChars="0"/>
+      </w:pPr>
+    </w:p>
+    <w:p>
+      <w:pPr>
+        <w:numPr>
+          <w:ilvl w:val="0"/>
+          <w:numId w:val="0"/>
+        </w:numPr>
+        <w:ind w:leftChars="0"/>
+      </w:pPr>
+    </w:p>
+    <w:p>
+      <w:pPr>
+        <w:numPr>
+          <w:ilvl w:val="0"/>
+          <w:numId w:val="0"/>
+        </w:numPr>
+        <w:ind w:leftChars="0"/>
+      </w:pPr>
+    </w:p>
+    <w:p>
+      <w:pPr>
+        <w:numPr>
+          <w:ilvl w:val="0"/>
+          <w:numId w:val="0"/>
+        </w:numPr>
+        <w:ind w:leftChars="0"/>
+      </w:pPr>
+    </w:p>
+    <w:p>
+      <w:pPr>
+        <w:numPr>
+          <w:ilvl w:val="0"/>
+          <w:numId w:val="0"/>
+        </w:numPr>
+        <w:ind w:leftChars="0"/>
+      </w:pPr>
+    </w:p>
+    <w:p>
+      <w:pPr>
+        <w:numPr>
+          <w:ilvl w:val="0"/>
+          <w:numId w:val="0"/>
+        </w:numPr>
+        <w:ind w:leftChars="0"/>
+      </w:pPr>
+    </w:p>
+    <w:p>
+      <w:pPr>
+        <w:numPr>
+          <w:ilvl w:val="0"/>
+          <w:numId w:val="0"/>
+        </w:numPr>
+        <w:ind w:leftChars="0"/>
+      </w:pPr>
+    </w:p>
+    <w:p>
+      <w:pPr>
+        <w:numPr>
+          <w:ilvl w:val="0"/>
+          <w:numId w:val="0"/>
+        </w:numPr>
+        <w:ind w:leftChars="0"/>
+      </w:pPr>
+    </w:p>
+    <w:p>
+      <w:pPr>
+        <w:numPr>
+          <w:ilvl w:val="0"/>
+          <w:numId w:val="0"/>
+        </w:numPr>
+        <w:ind w:leftChars="0"/>
+      </w:pPr>
+    </w:p>
+    <w:p>
+      <w:pPr>
+        <w:numPr>
+          <w:ilvl w:val="0"/>
+          <w:numId w:val="0"/>
+        </w:numPr>
+        <w:ind w:leftChars="0"/>
+      </w:pPr>
+    </w:p>
+    <w:p>
+      <w:pPr>
+        <w:numPr>
+          <w:ilvl w:val="0"/>
+          <w:numId w:val="0"/>
+        </w:numPr>
+        <w:ind w:leftChars="0"/>
+      </w:pPr>
+    </w:p>
+    <w:p>
+      <w:pPr>
+        <w:numPr>
+          <w:ilvl w:val="0"/>
+          <w:numId w:val="0"/>
+        </w:numPr>
+        <w:ind w:leftChars="0"/>
+      </w:pPr>
+    </w:p>
+    <w:p>
+      <w:pPr>
+        <w:numPr>
+          <w:ilvl w:val="0"/>
+          <w:numId w:val="0"/>
+        </w:numPr>
+        <w:ind w:leftChars="0"/>
+      </w:pPr>
+    </w:p>
+    <w:p>
+      <w:pPr>
+        <w:numPr>
+          <w:ilvl w:val="0"/>
+          <w:numId w:val="0"/>
+        </w:numPr>
+        <w:ind w:leftChars="0"/>
+      </w:pPr>
+    </w:p>
+    <w:p>
+      <w:pPr>
+        <w:numPr>
+          <w:ilvl w:val="0"/>
+          <w:numId w:val="0"/>
+        </w:numPr>
+        <w:ind w:leftChars="0"/>
+      </w:pPr>
+    </w:p>
+    <w:p>
+      <w:pPr>
+        <w:numPr>
+          <w:ilvl w:val="0"/>
+          <w:numId w:val="0"/>
+        </w:numPr>
+        <w:ind w:leftChars="0"/>
+      </w:pPr>
+    </w:p>
+    <w:p>
+      <w:pPr>
+        <w:numPr>
+          <w:ilvl w:val="0"/>
+          <w:numId w:val="0"/>
+        </w:numPr>
+        <w:ind w:leftChars="0"/>
+      </w:pPr>
+    </w:p>
+    <w:p>
+      <w:pPr>
+        <w:numPr>
+          <w:ilvl w:val="0"/>
+          <w:numId w:val="0"/>
+        </w:numPr>
+        <w:ind w:leftChars="0"/>
+      </w:pPr>
+    </w:p>
+    <w:p>
+      <w:pPr>
+        <w:numPr>
+          <w:ilvl w:val="0"/>
+          <w:numId w:val="0"/>
+        </w:numPr>
+        <w:ind w:leftChars="0"/>
+      </w:pPr>
+    </w:p>
+    <w:p>
+      <w:pPr>
+        <w:numPr>
+          <w:ilvl w:val="0"/>
+          <w:numId w:val="0"/>
+        </w:numPr>
+        <w:ind w:leftChars="0"/>
+      </w:pPr>
+    </w:p>
+    <w:p>
+      <w:pPr>
+        <w:numPr>
+          <w:ilvl w:val="0"/>
+          <w:numId w:val="0"/>
+        </w:numPr>
+        <w:ind w:leftChars="0"/>
+        <w:rPr>
+          <w:rFonts w:hint="eastAsia"/>
+          <w:lang w:val="en-US" w:eastAsia="zh-CN"/>
+        </w:rPr>
+      </w:pPr>
+      <w:r>
+        <w:rPr>
+          <w:rFonts w:hint="eastAsia"/>
+          <w:lang w:val="en-US" w:eastAsia="zh-CN"/>
+        </w:rPr>
+        <w:t>新手任务</w:t>
+      </w:r>
+    </w:p>
+    <w:p>
+      <w:pPr>
+        <w:numPr>
+          <w:ilvl w:val="0"/>
+          <w:numId w:val="0"/>
+        </w:numPr>
+        <w:ind w:leftChars="0"/>
+        <w:rPr>
+          <w:rFonts w:ascii="宋体" w:hAnsi="宋体" w:eastAsia="宋体" w:cs="宋体"/>
+          <w:sz w:val="24"/>
+          <w:szCs w:val="24"/>
+        </w:rPr>
+      </w:pPr>
+      <w:r>
+        <w:rPr>
+          <w:rFonts w:ascii="宋体" w:hAnsi="宋体" w:eastAsia="宋体" w:cs="宋体"/>
+          <w:sz w:val="24"/>
+          <w:szCs w:val="24"/>
+        </w:rPr>
+        <w:t>新账号从新手任务开始</w:t>
+      </w:r>
+    </w:p>
+    <w:p>
+      <w:pPr>
+        <w:numPr>
+          <w:ilvl w:val="0"/>
+          <w:numId w:val="0"/>
+        </w:numPr>
+        <w:ind w:leftChars="0"/>
+        <w:rPr>
+          <w:rFonts w:ascii="宋体" w:hAnsi="宋体" w:eastAsia="宋体" w:cs="宋体"/>
+          <w:sz w:val="24"/>
+          <w:szCs w:val="24"/>
+        </w:rPr>
+      </w:pPr>
+      <w:r>
+        <w:rPr>
+          <w:rFonts w:ascii="宋体" w:hAnsi="宋体" w:eastAsia="宋体" w:cs="宋体"/>
+          <w:sz w:val="24"/>
+          <w:szCs w:val="24"/>
+        </w:rPr>
+        <w:drawing>
+          <wp:inline distT="0" distB="0" distL="114300" distR="114300">
+            <wp:extent cx="5695950" cy="2352675"/>
+            <wp:effectExtent l="0" t="0" r="0" b="9525"/>
+            <wp:docPr id="56" name="图片 1" descr="IMG_256"/>
+            <wp:cNvGraphicFramePr>
+              <a:graphicFrameLocks xmlns:a="http://schemas.openxmlformats.org/drawingml/2006/main" noChangeAspect="1"/>
+            </wp:cNvGraphicFramePr>
+            <a:graphic xmlns:a="http://schemas.openxmlformats.org/drawingml/2006/main">
+              <a:graphicData uri="http://schemas.openxmlformats.org/drawingml/2006/picture">
+                <pic:pic xmlns:pic="http://schemas.openxmlformats.org/drawingml/2006/picture">
+                  <pic:nvPicPr>
+                    <pic:cNvPr id="56" name="图片 1" descr="IMG_256"/>
+                    <pic:cNvPicPr>
+                      <a:picLocks noChangeAspect="1"/>
+                    </pic:cNvPicPr>
+                  </pic:nvPicPr>
+                  <pic:blipFill>
+                    <a:blip r:embed="rId67"/>
+                    <a:stretch>
+                      <a:fillRect/>
+                    </a:stretch>
+                  </pic:blipFill>
+                  <pic:spPr>
+                    <a:xfrm>
+                      <a:off x="0" y="0"/>
+                      <a:ext cx="5695950" cy="2352675"/>
+                    </a:xfrm>
+                    <a:prstGeom prst="rect">
+                      <a:avLst/>
+                    </a:prstGeom>
+                    <a:noFill/>
+                    <a:ln w="9525">
+                      <a:noFill/>
+                    </a:ln>
+                  </pic:spPr>
+                </pic:pic>
+              </a:graphicData>
+            </a:graphic>
+          </wp:inline>
+        </w:drawing>
+      </w:r>
+      <w:r>
+        <w:rPr>
+          <w:rFonts w:ascii="宋体" w:hAnsi="宋体" w:eastAsia="宋体" w:cs="宋体"/>
+          <w:sz w:val="24"/>
+          <w:szCs w:val="24"/>
+        </w:rPr>
+        <w:drawing>
+          <wp:inline distT="0" distB="0" distL="114300" distR="114300">
+            <wp:extent cx="5115560" cy="3491230"/>
+            <wp:effectExtent l="0" t="0" r="8890" b="13970"/>
+            <wp:docPr id="65" name="图片 2" descr="IMG_257"/>
+            <wp:cNvGraphicFramePr>
+              <a:graphicFrameLocks xmlns:a="http://schemas.openxmlformats.org/drawingml/2006/main" noChangeAspect="1"/>
+            </wp:cNvGraphicFramePr>
+            <a:graphic xmlns:a="http://schemas.openxmlformats.org/drawingml/2006/main">
+              <a:graphicData uri="http://schemas.openxmlformats.org/drawingml/2006/picture">
+                <pic:pic xmlns:pic="http://schemas.openxmlformats.org/drawingml/2006/picture">
+                  <pic:nvPicPr>
+                    <pic:cNvPr id="65" name="图片 2" descr="IMG_257"/>
+                    <pic:cNvPicPr>
+                      <a:picLocks noChangeAspect="1"/>
+                    </pic:cNvPicPr>
+                  </pic:nvPicPr>
+                  <pic:blipFill>
+                    <a:blip r:embed="rId68"/>
+                    <a:stretch>
+                      <a:fillRect/>
+                    </a:stretch>
+                  </pic:blipFill>
+                  <pic:spPr>
+                    <a:xfrm>
+                      <a:off x="0" y="0"/>
+                      <a:ext cx="5115560" cy="3491230"/>
+                    </a:xfrm>
+                    <a:prstGeom prst="rect">
+                      <a:avLst/>
+                    </a:prstGeom>
+                    <a:noFill/>
+                    <a:ln w="9525">
+                      <a:noFill/>
+                    </a:ln>
+                  </pic:spPr>
+                </pic:pic>
+              </a:graphicData>
+            </a:graphic>
+          </wp:inline>
+        </w:drawing>
+      </w:r>
+      <w:r>
+        <w:rPr>
+          <w:rFonts w:ascii="宋体" w:hAnsi="宋体" w:eastAsia="宋体" w:cs="宋体"/>
+          <w:sz w:val="24"/>
+          <w:szCs w:val="24"/>
+        </w:rPr>
+        <w:drawing>
+          <wp:inline distT="0" distB="0" distL="114300" distR="114300">
+            <wp:extent cx="4658995" cy="3644900"/>
+            <wp:effectExtent l="0" t="0" r="8255" b="12700"/>
+            <wp:docPr id="66" name="图片 3" descr="IMG_258"/>
+            <wp:cNvGraphicFramePr>
+              <a:graphicFrameLocks xmlns:a="http://schemas.openxmlformats.org/drawingml/2006/main" noChangeAspect="1"/>
+            </wp:cNvGraphicFramePr>
+            <a:graphic xmlns:a="http://schemas.openxmlformats.org/drawingml/2006/main">
+              <a:graphicData uri="http://schemas.openxmlformats.org/drawingml/2006/picture">
+                <pic:pic xmlns:pic="http://schemas.openxmlformats.org/drawingml/2006/picture">
+                  <pic:nvPicPr>
+                    <pic:cNvPr id="66" name="图片 3" descr="IMG_258"/>
+                    <pic:cNvPicPr>
+                      <a:picLocks noChangeAspect="1"/>
+                    </pic:cNvPicPr>
+                  </pic:nvPicPr>
+                  <pic:blipFill>
+                    <a:blip r:embed="rId69"/>
+                    <a:stretch>
+                      <a:fillRect/>
+                    </a:stretch>
+                  </pic:blipFill>
+                  <pic:spPr>
+                    <a:xfrm>
+                      <a:off x="0" y="0"/>
+                      <a:ext cx="4658995" cy="3644900"/>
+                    </a:xfrm>
+                    <a:prstGeom prst="rect">
+                      <a:avLst/>
+                    </a:prstGeom>
+                    <a:noFill/>
+                    <a:ln w="9525">
+                      <a:noFill/>
+                    </a:ln>
+                  </pic:spPr>
+                </pic:pic>
+              </a:graphicData>
+            </a:graphic>
+          </wp:inline>
+        </w:drawing>
+      </w:r>
+    </w:p>
+    <w:p>
+      <w:pPr>
+        <w:numPr>
+          <w:ilvl w:val="0"/>
+          <w:numId w:val="0"/>
+        </w:numPr>
+        <w:ind w:leftChars="0"/>
+        <w:rPr>
+          <w:rFonts w:ascii="宋体" w:hAnsi="宋体" w:eastAsia="宋体" w:cs="宋体"/>
+          <w:sz w:val="24"/>
+          <w:szCs w:val="24"/>
+        </w:rPr>
+      </w:pPr>
+    </w:p>
+    <w:p>
+      <w:pPr>
+        <w:numPr>
+          <w:ilvl w:val="0"/>
+          <w:numId w:val="0"/>
+        </w:numPr>
+        <w:ind w:leftChars="0"/>
+        <w:rPr>
+          <w:rFonts w:ascii="宋体" w:hAnsi="宋体" w:eastAsia="宋体" w:cs="宋体"/>
+          <w:sz w:val="24"/>
+          <w:szCs w:val="24"/>
+        </w:rPr>
+      </w:pPr>
+    </w:p>
+    <w:p>
+      <w:pPr>
+        <w:numPr>
+          <w:ilvl w:val="0"/>
+          <w:numId w:val="0"/>
+        </w:numPr>
+        <w:ind w:leftChars="0"/>
+        <w:rPr>
+          <w:rFonts w:ascii="宋体" w:hAnsi="宋体" w:eastAsia="宋体" w:cs="宋体"/>
+          <w:sz w:val="24"/>
+          <w:szCs w:val="24"/>
+        </w:rPr>
+      </w:pPr>
+    </w:p>
+    <w:p>
+      <w:pPr>
+        <w:numPr>
+          <w:ilvl w:val="0"/>
+          <w:numId w:val="0"/>
+        </w:numPr>
+        <w:ind w:leftChars="0"/>
+        <w:rPr>
+          <w:rFonts w:ascii="宋体" w:hAnsi="宋体" w:eastAsia="宋体" w:cs="宋体"/>
+          <w:sz w:val="24"/>
+          <w:szCs w:val="24"/>
+        </w:rPr>
+      </w:pPr>
+    </w:p>
+    <w:p>
+      <w:pPr>
+        <w:numPr>
+          <w:ilvl w:val="0"/>
+          <w:numId w:val="0"/>
+        </w:numPr>
+        <w:ind w:leftChars="0"/>
+        <w:rPr>
+          <w:rFonts w:ascii="宋体" w:hAnsi="宋体" w:eastAsia="宋体" w:cs="宋体"/>
+          <w:sz w:val="24"/>
+          <w:szCs w:val="24"/>
+        </w:rPr>
+      </w:pPr>
+    </w:p>
+    <w:p>
+      <w:pPr>
+        <w:numPr>
+          <w:ilvl w:val="0"/>
+          <w:numId w:val="0"/>
+        </w:numPr>
+        <w:ind w:leftChars="0"/>
+        <w:rPr>
+          <w:rFonts w:hint="eastAsia" w:ascii="宋体" w:hAnsi="宋体" w:eastAsia="宋体" w:cs="宋体"/>
+          <w:sz w:val="24"/>
+          <w:szCs w:val="24"/>
+          <w:lang w:val="en-US" w:eastAsia="zh-CN"/>
+        </w:rPr>
+      </w:pPr>
+      <w:r>
+        <w:rPr>
+          <w:rFonts w:hint="eastAsia" w:ascii="宋体" w:hAnsi="宋体" w:eastAsia="宋体" w:cs="宋体"/>
+          <w:sz w:val="24"/>
+          <w:szCs w:val="24"/>
+          <w:lang w:val="en-US" w:eastAsia="zh-CN"/>
+        </w:rPr>
+        <w:drawing>
+          <wp:inline distT="0" distB="0" distL="114300" distR="114300">
+            <wp:extent cx="5265420" cy="790575"/>
+            <wp:effectExtent l="0" t="0" r="11430" b="9525"/>
+            <wp:docPr id="67" name="图片 67" descr="企业微信截图_17623299071027"/>
+            <wp:cNvGraphicFramePr>
+              <a:graphicFrameLocks xmlns:a="http://schemas.openxmlformats.org/drawingml/2006/main" noChangeAspect="1"/>
+            </wp:cNvGraphicFramePr>
+            <a:graphic xmlns:a="http://schemas.openxmlformats.org/drawingml/2006/main">
+              <a:graphicData uri="http://schemas.openxmlformats.org/drawingml/2006/picture">
+                <pic:pic xmlns:pic="http://schemas.openxmlformats.org/drawingml/2006/picture">
+                  <pic:nvPicPr>
+                    <pic:cNvPr id="67" name="图片 67" descr="企业微信截图_17623299071027"/>
+                    <pic:cNvPicPr>
+                      <a:picLocks noChangeAspect="1"/>
+                    </pic:cNvPicPr>
+                  </pic:nvPicPr>
+                  <pic:blipFill>
+                    <a:blip r:embed="rId70"/>
+                    <a:stretch>
+                      <a:fillRect/>
+                    </a:stretch>
+                  </pic:blipFill>
+                  <pic:spPr>
+                    <a:xfrm>
+                      <a:off x="0" y="0"/>
+                      <a:ext cx="5265420" cy="790575"/>
+                    </a:xfrm>
+                    <a:prstGeom prst="rect">
+                      <a:avLst/>
+                    </a:prstGeom>
+                  </pic:spPr>
+                </pic:pic>
+              </a:graphicData>
+            </a:graphic>
+          </wp:inline>
+        </w:drawing>
+      </w:r>
+    </w:p>
+    <w:p>
+      <w:pPr>
+        <w:numPr>
+          <w:ilvl w:val="0"/>
+          <w:numId w:val="0"/>
+        </w:numPr>
+        <w:ind w:leftChars="0"/>
+        <w:rPr>
+          <w:rFonts w:hint="eastAsia" w:ascii="宋体" w:hAnsi="宋体" w:eastAsia="宋体" w:cs="宋体"/>
+          <w:sz w:val="24"/>
+          <w:szCs w:val="24"/>
+          <w:lang w:val="en-US" w:eastAsia="zh-CN"/>
+        </w:rPr>
+      </w:pPr>
+    </w:p>
+    <w:p>
+      <w:pPr>
+        <w:numPr>
+          <w:ilvl w:val="0"/>
+          <w:numId w:val="0"/>
+        </w:numPr>
+        <w:ind w:leftChars="0"/>
+        <w:rPr>
+          <w:rFonts w:ascii="宋体" w:hAnsi="宋体" w:eastAsia="宋体" w:cs="宋体"/>
+          <w:sz w:val="24"/>
+          <w:szCs w:val="24"/>
+        </w:rPr>
+      </w:pPr>
+      <w:r>
+        <w:rPr>
+          <w:rFonts w:ascii="宋体" w:hAnsi="宋体" w:eastAsia="宋体" w:cs="宋体"/>
+          <w:sz w:val="24"/>
+          <w:szCs w:val="24"/>
+        </w:rPr>
+        <w:drawing>
+          <wp:inline distT="0" distB="0" distL="114300" distR="114300">
+            <wp:extent cx="5380355" cy="2998470"/>
+            <wp:effectExtent l="0" t="0" r="10795" b="11430"/>
+            <wp:docPr id="68" name="图片 4" descr="IMG_256"/>
+            <wp:cNvGraphicFramePr>
+              <a:graphicFrameLocks xmlns:a="http://schemas.openxmlformats.org/drawingml/2006/main" noChangeAspect="1"/>
+            </wp:cNvGraphicFramePr>
+            <a:graphic xmlns:a="http://schemas.openxmlformats.org/drawingml/2006/main">
+              <a:graphicData uri="http://schemas.openxmlformats.org/drawingml/2006/picture">
+                <pic:pic xmlns:pic="http://schemas.openxmlformats.org/drawingml/2006/picture">
+                  <pic:nvPicPr>
+                    <pic:cNvPr id="68" name="图片 4" descr="IMG_256"/>
+                    <pic:cNvPicPr>
+                      <a:picLocks noChangeAspect="1"/>
+                    </pic:cNvPicPr>
+                  </pic:nvPicPr>
+                  <pic:blipFill>
+                    <a:blip r:embed="rId71"/>
+                    <a:stretch>
+                      <a:fillRect/>
+                    </a:stretch>
+                  </pic:blipFill>
+                  <pic:spPr>
+                    <a:xfrm>
+                      <a:off x="0" y="0"/>
+                      <a:ext cx="5380355" cy="2998470"/>
+                    </a:xfrm>
+                    <a:prstGeom prst="rect">
+                      <a:avLst/>
+                    </a:prstGeom>
+                    <a:noFill/>
+                    <a:ln w="9525">
+                      <a:noFill/>
+                    </a:ln>
+                  </pic:spPr>
+                </pic:pic>
+              </a:graphicData>
+            </a:graphic>
+          </wp:inline>
+        </w:drawing>
+      </w:r>
+      <w:r>
+        <w:rPr>
+          <w:rFonts w:ascii="宋体" w:hAnsi="宋体" w:eastAsia="宋体" w:cs="宋体"/>
+          <w:sz w:val="24"/>
+          <w:szCs w:val="24"/>
+        </w:rPr>
+        <w:t>是这里删除了两个子任务 然后重新添加根任务</w:t>
+      </w:r>
+    </w:p>
+    <w:p>
+      <w:pPr>
+        <w:numPr>
+          <w:ilvl w:val="0"/>
+          <w:numId w:val="0"/>
+        </w:numPr>
+        <w:ind w:leftChars="0"/>
+        <w:rPr>
+          <w:rFonts w:ascii="宋体" w:hAnsi="宋体" w:eastAsia="宋体" w:cs="宋体"/>
+          <w:sz w:val="24"/>
+          <w:szCs w:val="24"/>
+        </w:rPr>
+      </w:pPr>
+      <w:r>
+        <w:rPr>
+          <w:rFonts w:ascii="宋体" w:hAnsi="宋体" w:eastAsia="宋体" w:cs="宋体"/>
+          <w:sz w:val="24"/>
+          <w:szCs w:val="24"/>
+        </w:rPr>
+        <w:drawing>
+          <wp:inline distT="0" distB="0" distL="114300" distR="114300">
+            <wp:extent cx="4820285" cy="1902460"/>
+            <wp:effectExtent l="0" t="0" r="18415" b="2540"/>
+            <wp:docPr id="69" name="图片 5" descr="IMG_257"/>
+            <wp:cNvGraphicFramePr>
+              <a:graphicFrameLocks xmlns:a="http://schemas.openxmlformats.org/drawingml/2006/main" noChangeAspect="1"/>
+            </wp:cNvGraphicFramePr>
+            <a:graphic xmlns:a="http://schemas.openxmlformats.org/drawingml/2006/main">
+              <a:graphicData uri="http://schemas.openxmlformats.org/drawingml/2006/picture">
+                <pic:pic xmlns:pic="http://schemas.openxmlformats.org/drawingml/2006/picture">
+                  <pic:nvPicPr>
+                    <pic:cNvPr id="69" name="图片 5" descr="IMG_257"/>
+                    <pic:cNvPicPr>
+                      <a:picLocks noChangeAspect="1"/>
+                    </pic:cNvPicPr>
+                  </pic:nvPicPr>
+                  <pic:blipFill>
+                    <a:blip r:embed="rId72"/>
+                    <a:stretch>
+                      <a:fillRect/>
+                    </a:stretch>
+                  </pic:blipFill>
+                  <pic:spPr>
+                    <a:xfrm>
+                      <a:off x="0" y="0"/>
+                      <a:ext cx="4820285" cy="1902460"/>
+                    </a:xfrm>
+                    <a:prstGeom prst="rect">
+                      <a:avLst/>
+                    </a:prstGeom>
+                    <a:noFill/>
+                    <a:ln w="9525">
+                      <a:noFill/>
+                    </a:ln>
+                  </pic:spPr>
+                </pic:pic>
+              </a:graphicData>
+            </a:graphic>
+          </wp:inline>
+        </w:drawing>
+      </w:r>
+    </w:p>
+    <w:p>
+      <w:pPr>
+        <w:numPr>
+          <w:ilvl w:val="0"/>
+          <w:numId w:val="0"/>
+        </w:numPr>
+        <w:ind w:leftChars="0"/>
+        <w:rPr>
+          <w:rFonts w:ascii="宋体" w:hAnsi="宋体" w:eastAsia="宋体" w:cs="宋体"/>
+          <w:sz w:val="24"/>
+          <w:szCs w:val="24"/>
+        </w:rPr>
+      </w:pPr>
+      <w:r>
+        <w:rPr>
+          <w:rFonts w:ascii="宋体" w:hAnsi="宋体" w:eastAsia="宋体" w:cs="宋体"/>
+          <w:sz w:val="24"/>
+          <w:szCs w:val="24"/>
+        </w:rPr>
+        <w:t>根任务存在则继承相关数据</w:t>
+      </w:r>
+    </w:p>
+    <w:p>
+      <w:pPr>
+        <w:numPr>
+          <w:ilvl w:val="0"/>
+          <w:numId w:val="0"/>
+        </w:numPr>
+        <w:ind w:leftChars="0"/>
+        <w:rPr>
+          <w:rFonts w:ascii="宋体" w:hAnsi="宋体" w:eastAsia="宋体" w:cs="宋体"/>
+          <w:sz w:val="24"/>
+          <w:szCs w:val="24"/>
+        </w:rPr>
+      </w:pPr>
+    </w:p>
+    <w:p>
+      <w:pPr>
+        <w:numPr>
+          <w:ilvl w:val="0"/>
+          <w:numId w:val="0"/>
+        </w:numPr>
+        <w:ind w:leftChars="0"/>
+        <w:rPr>
+          <w:rFonts w:ascii="宋体" w:hAnsi="宋体" w:eastAsia="宋体" w:cs="宋体"/>
+          <w:sz w:val="24"/>
+          <w:szCs w:val="24"/>
+        </w:rPr>
+      </w:pPr>
+    </w:p>
+    <w:p>
+      <w:pPr>
+        <w:numPr>
+          <w:ilvl w:val="0"/>
+          <w:numId w:val="0"/>
+        </w:numPr>
+        <w:ind w:leftChars="0"/>
+        <w:rPr>
+          <w:rFonts w:ascii="宋体" w:hAnsi="宋体" w:eastAsia="宋体" w:cs="宋体"/>
+          <w:sz w:val="24"/>
+          <w:szCs w:val="24"/>
+        </w:rPr>
+      </w:pPr>
+    </w:p>
+    <w:p>
+      <w:pPr>
+        <w:numPr>
+          <w:ilvl w:val="0"/>
+          <w:numId w:val="0"/>
+        </w:numPr>
+        <w:ind w:leftChars="0"/>
+        <w:rPr>
+          <w:rFonts w:ascii="宋体" w:hAnsi="宋体" w:eastAsia="宋体" w:cs="宋体"/>
+          <w:sz w:val="24"/>
+          <w:szCs w:val="24"/>
+        </w:rPr>
+      </w:pPr>
+    </w:p>
+    <w:p>
+      <w:pPr>
+        <w:numPr>
+          <w:ilvl w:val="0"/>
+          <w:numId w:val="0"/>
+        </w:numPr>
+        <w:ind w:leftChars="0"/>
+        <w:rPr>
+          <w:rFonts w:ascii="宋体" w:hAnsi="宋体" w:eastAsia="宋体" w:cs="宋体"/>
+          <w:sz w:val="24"/>
+          <w:szCs w:val="24"/>
+        </w:rPr>
+      </w:pPr>
+    </w:p>
+    <w:p>
+      <w:pPr>
+        <w:numPr>
+          <w:ilvl w:val="0"/>
+          <w:numId w:val="0"/>
+        </w:numPr>
+        <w:ind w:leftChars="0"/>
+        <w:rPr>
+          <w:rFonts w:ascii="宋体" w:hAnsi="宋体" w:eastAsia="宋体" w:cs="宋体"/>
+          <w:sz w:val="24"/>
+          <w:szCs w:val="24"/>
+        </w:rPr>
+      </w:pPr>
+    </w:p>
+    <w:p>
+      <w:pPr>
+        <w:numPr>
+          <w:ilvl w:val="0"/>
+          <w:numId w:val="0"/>
+        </w:numPr>
+        <w:ind w:leftChars="0"/>
+        <w:rPr>
+          <w:rFonts w:ascii="宋体" w:hAnsi="宋体" w:eastAsia="宋体" w:cs="宋体"/>
+          <w:sz w:val="24"/>
+          <w:szCs w:val="24"/>
+        </w:rPr>
+      </w:pPr>
+    </w:p>
+    <w:p>
+      <w:pPr>
+        <w:numPr>
+          <w:ilvl w:val="0"/>
+          <w:numId w:val="0"/>
+        </w:numPr>
+        <w:ind w:leftChars="0"/>
+        <w:rPr>
+          <w:rFonts w:ascii="宋体" w:hAnsi="宋体" w:eastAsia="宋体" w:cs="宋体"/>
+          <w:sz w:val="24"/>
+          <w:szCs w:val="24"/>
+        </w:rPr>
+      </w:pPr>
+    </w:p>
+    <w:p>
+      <w:pPr>
+        <w:numPr>
+          <w:ilvl w:val="0"/>
+          <w:numId w:val="0"/>
+        </w:numPr>
+        <w:ind w:leftChars="0"/>
+        <w:rPr>
+          <w:rFonts w:ascii="宋体" w:hAnsi="宋体" w:eastAsia="宋体" w:cs="宋体"/>
+          <w:sz w:val="24"/>
+          <w:szCs w:val="24"/>
+        </w:rPr>
+      </w:pPr>
+    </w:p>
+    <w:p>
+      <w:pPr>
+        <w:numPr>
+          <w:ilvl w:val="0"/>
+          <w:numId w:val="0"/>
+        </w:numPr>
+        <w:ind w:leftChars="0"/>
+        <w:rPr>
+          <w:rFonts w:ascii="宋体" w:hAnsi="宋体" w:eastAsia="宋体" w:cs="宋体"/>
+          <w:sz w:val="24"/>
+          <w:szCs w:val="24"/>
+        </w:rPr>
+      </w:pPr>
+    </w:p>
+    <w:p>
+      <w:pPr>
+        <w:numPr>
+          <w:ilvl w:val="0"/>
+          <w:numId w:val="0"/>
+        </w:numPr>
+        <w:ind w:leftChars="0"/>
+        <w:rPr>
+          <w:rFonts w:ascii="宋体" w:hAnsi="宋体" w:eastAsia="宋体" w:cs="宋体"/>
+          <w:sz w:val="24"/>
+          <w:szCs w:val="24"/>
+        </w:rPr>
+      </w:pPr>
+    </w:p>
+    <w:p>
+      <w:pPr>
+        <w:numPr>
+          <w:ilvl w:val="0"/>
+          <w:numId w:val="0"/>
+        </w:numPr>
+        <w:ind w:leftChars="0"/>
+        <w:rPr>
+          <w:rFonts w:ascii="宋体" w:hAnsi="宋体" w:eastAsia="宋体" w:cs="宋体"/>
+          <w:sz w:val="24"/>
+          <w:szCs w:val="24"/>
+        </w:rPr>
+      </w:pPr>
+    </w:p>
+    <w:p>
+      <w:pPr>
+        <w:numPr>
+          <w:ilvl w:val="0"/>
+          <w:numId w:val="0"/>
+        </w:numPr>
+        <w:ind w:leftChars="0"/>
+        <w:rPr>
+          <w:rFonts w:ascii="宋体" w:hAnsi="宋体" w:eastAsia="宋体" w:cs="宋体"/>
+          <w:sz w:val="24"/>
+          <w:szCs w:val="24"/>
+        </w:rPr>
+      </w:pPr>
+    </w:p>
+    <w:p>
+      <w:pPr>
+        <w:numPr>
+          <w:ilvl w:val="0"/>
+          <w:numId w:val="0"/>
+        </w:numPr>
+        <w:ind w:leftChars="0"/>
+        <w:rPr>
+          <w:rFonts w:ascii="宋体" w:hAnsi="宋体" w:eastAsia="宋体" w:cs="宋体"/>
+          <w:sz w:val="24"/>
+          <w:szCs w:val="24"/>
+        </w:rPr>
+      </w:pPr>
+    </w:p>
+    <w:p>
+      <w:pPr>
+        <w:numPr>
+          <w:ilvl w:val="0"/>
+          <w:numId w:val="0"/>
+        </w:numPr>
+        <w:ind w:leftChars="0"/>
+        <w:rPr>
+          <w:rFonts w:ascii="宋体" w:hAnsi="宋体" w:eastAsia="宋体" w:cs="宋体"/>
+          <w:sz w:val="24"/>
+          <w:szCs w:val="24"/>
+        </w:rPr>
+      </w:pPr>
+    </w:p>
+    <w:p>
+      <w:pPr>
+        <w:numPr>
+          <w:ilvl w:val="0"/>
+          <w:numId w:val="0"/>
+        </w:numPr>
+        <w:ind w:leftChars="0"/>
+        <w:rPr>
+          <w:rFonts w:ascii="宋体" w:hAnsi="宋体" w:eastAsia="宋体" w:cs="宋体"/>
+          <w:sz w:val="24"/>
+          <w:szCs w:val="24"/>
+        </w:rPr>
+      </w:pPr>
+    </w:p>
+    <w:p>
+      <w:pPr>
+        <w:numPr>
+          <w:ilvl w:val="0"/>
+          <w:numId w:val="0"/>
+        </w:numPr>
+        <w:ind w:leftChars="0"/>
+        <w:rPr>
+          <w:rFonts w:hint="default" w:ascii="宋体" w:hAnsi="宋体" w:eastAsia="宋体" w:cs="宋体"/>
+          <w:sz w:val="24"/>
+          <w:szCs w:val="24"/>
+          <w:lang w:val="en-US" w:eastAsia="zh-CN"/>
+        </w:rPr>
+      </w:pPr>
+      <w:r>
+        <w:rPr>
+          <w:rFonts w:hint="eastAsia" w:ascii="宋体" w:hAnsi="宋体" w:eastAsia="宋体" w:cs="宋体"/>
+          <w:sz w:val="24"/>
+          <w:szCs w:val="24"/>
+          <w:lang w:val="en-US" w:eastAsia="zh-CN"/>
+        </w:rPr>
+        <w:t>完成子任务时需要检查父任务</w:t>
+      </w:r>
       <w:bookmarkStart w:id="1" w:name="_GoBack"/>
       <w:bookmarkEnd w:id="1"/>
+    </w:p>
+    <w:p>
+      <w:pPr>
+        <w:numPr>
+          <w:ilvl w:val="0"/>
+          <w:numId w:val="0"/>
+        </w:numPr>
+        <w:ind w:leftChars="0"/>
+        <w:rPr>
+          <w:rFonts w:hint="eastAsia" w:ascii="宋体" w:hAnsi="宋体" w:eastAsia="宋体" w:cs="宋体"/>
+          <w:sz w:val="24"/>
+          <w:szCs w:val="24"/>
+          <w:lang w:val="en-US" w:eastAsia="zh-CN"/>
+        </w:rPr>
+      </w:pPr>
+      <w:r>
+        <w:rPr>
+          <w:rFonts w:ascii="宋体" w:hAnsi="宋体" w:eastAsia="宋体" w:cs="宋体"/>
+          <w:sz w:val="24"/>
+          <w:szCs w:val="24"/>
+        </w:rPr>
+        <w:drawing>
+          <wp:inline distT="0" distB="0" distL="114300" distR="114300">
+            <wp:extent cx="5615940" cy="3748405"/>
+            <wp:effectExtent l="0" t="0" r="3810" b="4445"/>
+            <wp:docPr id="70" name="图片 6" descr="IMG_256"/>
+            <wp:cNvGraphicFramePr>
+              <a:graphicFrameLocks xmlns:a="http://schemas.openxmlformats.org/drawingml/2006/main" noChangeAspect="1"/>
+            </wp:cNvGraphicFramePr>
+            <a:graphic xmlns:a="http://schemas.openxmlformats.org/drawingml/2006/main">
+              <a:graphicData uri="http://schemas.openxmlformats.org/drawingml/2006/picture">
+                <pic:pic xmlns:pic="http://schemas.openxmlformats.org/drawingml/2006/picture">
+                  <pic:nvPicPr>
+                    <pic:cNvPr id="70" name="图片 6" descr="IMG_256"/>
+                    <pic:cNvPicPr>
+                      <a:picLocks noChangeAspect="1"/>
+                    </pic:cNvPicPr>
+                  </pic:nvPicPr>
+                  <pic:blipFill>
+                    <a:blip r:embed="rId73"/>
+                    <a:stretch>
+                      <a:fillRect/>
+                    </a:stretch>
+                  </pic:blipFill>
+                  <pic:spPr>
+                    <a:xfrm>
+                      <a:off x="0" y="0"/>
+                      <a:ext cx="5615940" cy="3748405"/>
+                    </a:xfrm>
+                    <a:prstGeom prst="rect">
+                      <a:avLst/>
+                    </a:prstGeom>
+                    <a:noFill/>
+                    <a:ln w="9525">
+                      <a:noFill/>
+                    </a:ln>
+                  </pic:spPr>
+                </pic:pic>
+              </a:graphicData>
+            </a:graphic>
+          </wp:inline>
+        </w:drawing>
+      </w:r>
     </w:p>
     <w:sectPr>
       <w:pgSz w:w="11906" w:h="16838"/>
